--- a/docs/HowTos/2026-AI-Tools-Onboarding.docx
+++ b/docs/HowTos/2026-AI-Tools-Onboarding.docx
@@ -6,7 +6,7 @@
       <w:pPr>
         <w:pStyle w:val="Heading1"/>
       </w:pPr>
-      <w:bookmarkStart w:id="0" w:name="rb-ai-tools---it-onboarding-guide"/>
+      <w:bookmarkStart w:id="0" w:name="ai-tools---it-onboarding-guide"/>
       <w:r>
         <w:t>AI Tools - IT Onboarding Guide</w:t>
       </w:r>
@@ -21,8 +21,8 @@
     </w:p>
     <w:p>
       <w:r>
-        <w:pict w14:anchorId="410C1C13">
-          <v:rect id="_x0000_i1025" style="width:468pt;height:1.5pt" o:hralign="center" o:hrstd="t" o:hr="t"/>
+        <w:pict w14:anchorId="7C903644">
+          <v:rect id="_x0000_i1025" style="width:0;height:1.5pt" o:hralign="center" o:hrstd="t" o:hr="t"/>
         </w:pict>
       </w:r>
     </w:p>
@@ -59,7 +59,7 @@
         <w:t>apps@pflugerarchitects.com</w:t>
       </w:r>
       <w:r>
-        <w:t xml:space="preserve"> - shared inbox for web-based AI tools</w:t>
+        <w:t xml:space="preserve"> - shared inbox for tools</w:t>
       </w:r>
     </w:p>
     <w:p>
@@ -83,26 +83,16 @@
     </w:p>
     <w:p>
       <w:r>
-        <w:pict w14:anchorId="089DCAF7">
+        <w:pict w14:anchorId="437EBEA5">
           <v:rect id="_x0000_i1026" style="width:0;height:1.5pt" o:hralign="center" o:hrstd="t" o:hr="t"/>
         </w:pict>
       </w:r>
     </w:p>
     <w:p>
       <w:pPr>
-        <w:pStyle w:val="Heading2"/>
-      </w:pPr>
-      <w:bookmarkStart w:id="2" w:name="desktop-installs"/>
-      <w:bookmarkEnd w:id="1"/>
-      <w:r>
-        <w:t>Desktop Installs</w:t>
-      </w:r>
-    </w:p>
-    <w:p>
-      <w:pPr>
         <w:pStyle w:val="Heading3"/>
       </w:pPr>
-      <w:bookmarkStart w:id="3" w:name="claude-desktop"/>
+      <w:bookmarkStart w:id="2" w:name="claude-desktop"/>
       <w:r>
         <w:t>Claude Desktop</w:t>
       </w:r>
@@ -126,7 +116,7 @@
       <w:r>
         <w:t xml:space="preserve">Download from </w:t>
       </w:r>
-      <w:hyperlink r:id="rId7">
+      <w:hyperlink r:id="rId5">
         <w:r>
           <w:rPr>
             <w:rStyle w:val="Hyperlink"/>
@@ -198,6 +188,36 @@
       </w:pPr>
       <w:r>
         <w:t>Verify the user appears under the Pfluger Teams organization</w:t>
+      </w:r>
+    </w:p>
+    <w:p>
+      <w:pPr>
+        <w:pStyle w:val="Compact"/>
+        <w:numPr>
+          <w:ilvl w:val="0"/>
+          <w:numId w:val="99"/>
+        </w:numPr>
+      </w:pPr>
+      <w:r>
+        <w:rPr>
+          <w:b/>
+          <w:bCs/>
+        </w:rPr>
+        <w:t>Online:</w:t>
+      </w:r>
+      <w:r>
+        <w:t xml:space="preserve"> </w:t>
+      </w:r>
+      <w:hyperlink r:id="rId6">
+        <w:r>
+          <w:rPr>
+            <w:rStyle w:val="Hyperlink"/>
+          </w:rPr>
+          <w:t>claude.ai</w:t>
+        </w:r>
+      </w:hyperlink>
+      <w:r>
+        <w:t xml:space="preserve"> - same office account sign-in</w:t>
       </w:r>
     </w:p>
     <w:p>
@@ -422,10 +442,9 @@
       <w:pPr>
         <w:pStyle w:val="Heading3"/>
       </w:pPr>
-      <w:bookmarkStart w:id="4" w:name="claude-code"/>
-      <w:bookmarkEnd w:id="3"/>
-      <w:r>
-        <w:lastRenderedPageBreak/>
+      <w:bookmarkStart w:id="3" w:name="claude-code"/>
+      <w:bookmarkEnd w:id="2"/>
+      <w:r>
         <w:t>Claude Code</w:t>
       </w:r>
     </w:p>
@@ -441,13 +460,14 @@
       <w:pPr>
         <w:numPr>
           <w:ilvl w:val="0"/>
-          <w:numId w:val="99"/>
+          <w:numId w:val="100"/>
         </w:numPr>
       </w:pPr>
       <w:r>
+        <w:lastRenderedPageBreak/>
         <w:t xml:space="preserve">Install Git: </w:t>
       </w:r>
-      <w:hyperlink r:id="rId8">
+      <w:hyperlink r:id="rId7">
         <w:r>
           <w:rPr>
             <w:rStyle w:val="Hyperlink"/>
@@ -460,13 +480,13 @@
       <w:pPr>
         <w:numPr>
           <w:ilvl w:val="0"/>
-          <w:numId w:val="99"/>
+          <w:numId w:val="100"/>
         </w:numPr>
       </w:pPr>
       <w:r>
         <w:t xml:space="preserve">Install GitHub Desktop: </w:t>
       </w:r>
-      <w:hyperlink r:id="rId9">
+      <w:hyperlink r:id="rId8">
         <w:r>
           <w:rPr>
             <w:rStyle w:val="Hyperlink"/>
@@ -479,13 +499,13 @@
       <w:pPr>
         <w:numPr>
           <w:ilvl w:val="0"/>
-          <w:numId w:val="99"/>
+          <w:numId w:val="100"/>
         </w:numPr>
       </w:pPr>
       <w:r>
         <w:t xml:space="preserve">Install Node.js 18+: </w:t>
       </w:r>
-      <w:hyperlink r:id="rId10">
+      <w:hyperlink r:id="rId9">
         <w:r>
           <w:rPr>
             <w:rStyle w:val="Hyperlink"/>
@@ -498,13 +518,13 @@
       <w:pPr>
         <w:numPr>
           <w:ilvl w:val="0"/>
-          <w:numId w:val="99"/>
+          <w:numId w:val="100"/>
         </w:numPr>
       </w:pPr>
       <w:r>
         <w:t>Install Claude Code (</w:t>
       </w:r>
-      <w:hyperlink r:id="rId11">
+      <w:hyperlink r:id="rId10">
         <w:r>
           <w:rPr>
             <w:rStyle w:val="Hyperlink"/>
@@ -535,7 +555,7 @@
       <w:pPr>
         <w:numPr>
           <w:ilvl w:val="0"/>
-          <w:numId w:val="99"/>
+          <w:numId w:val="100"/>
         </w:numPr>
       </w:pPr>
       <w:r>
@@ -555,7 +575,7 @@
       <w:pPr>
         <w:numPr>
           <w:ilvl w:val="0"/>
-          <w:numId w:val="99"/>
+          <w:numId w:val="100"/>
         </w:numPr>
       </w:pPr>
       <w:r>
@@ -573,61 +593,21 @@
       </w:r>
     </w:p>
     <w:p>
-      <w:r>
-        <w:pict w14:anchorId="288012D7">
-          <v:rect id="_x0000_i1027" style="width:0;height:1.5pt" o:hralign="center" o:hrstd="t" o:hr="t"/>
-        </w:pict>
+      <w:pPr>
+        <w:pStyle w:val="Heading3"/>
+      </w:pPr>
+      <w:bookmarkStart w:id="4" w:name="magnific"/>
+      <w:bookmarkEnd w:id="3"/>
+      <w:r>
+        <w:t>Magnific</w:t>
       </w:r>
     </w:p>
     <w:p>
       <w:pPr>
-        <w:pStyle w:val="Heading2"/>
-      </w:pPr>
-      <w:bookmarkStart w:id="5" w:name="web-based-tools"/>
-      <w:bookmarkEnd w:id="2"/>
-      <w:bookmarkEnd w:id="4"/>
-      <w:r>
-        <w:t>Web-Based Tools</w:t>
-      </w:r>
-    </w:p>
-    <w:p>
-      <w:pPr>
         <w:pStyle w:val="FirstParagraph"/>
       </w:pPr>
       <w:r>
-        <w:t>These tools run in the browser - no install required. Ensure the user can access the URL and sign in.</w:t>
-      </w:r>
-    </w:p>
-    <w:p>
-      <w:pPr>
-        <w:pStyle w:val="BodyText"/>
-      </w:pPr>
-      <w:r>
-        <w:rPr>
-          <w:b/>
-          <w:bCs/>
-        </w:rPr>
-        <w:t>Note:</w:t>
-      </w:r>
-      <w:r>
-        <w:t xml:space="preserve"> The tools below use apps@pflugerarchitects.com. IT may need to add the user to the </w:t>
-      </w:r>
-      <w:proofErr w:type="gramStart"/>
-      <w:r>
-        <w:t>apps@</w:t>
-      </w:r>
-      <w:proofErr w:type="gramEnd"/>
-      <w:r>
-        <w:t xml:space="preserve"> inbox so they can receive verification emails.</w:t>
-      </w:r>
-    </w:p>
-    <w:p>
-      <w:pPr>
-        <w:pStyle w:val="Heading3"/>
-      </w:pPr>
-      <w:bookmarkStart w:id="6" w:name="claude-online"/>
-      <w:r>
-        <w:t>Claude Online</w:t>
+        <w:t>AI image upscaling tool for enhancing renders and images.</w:t>
       </w:r>
     </w:p>
     <w:p>
@@ -635,7 +615,7 @@
         <w:pStyle w:val="Compact"/>
         <w:numPr>
           <w:ilvl w:val="0"/>
-          <w:numId w:val="100"/>
+          <w:numId w:val="101"/>
         </w:numPr>
       </w:pPr>
       <w:r>
@@ -648,71 +628,7 @@
       <w:r>
         <w:t xml:space="preserve"> </w:t>
       </w:r>
-      <w:hyperlink r:id="rId12">
-        <w:r>
-          <w:rPr>
-            <w:rStyle w:val="Hyperlink"/>
-          </w:rPr>
-          <w:t>claude.ai</w:t>
-        </w:r>
-      </w:hyperlink>
-    </w:p>
-    <w:p>
-      <w:pPr>
-        <w:pStyle w:val="Compact"/>
-        <w:numPr>
-          <w:ilvl w:val="0"/>
-          <w:numId w:val="100"/>
-        </w:numPr>
-      </w:pPr>
-      <w:r>
-        <w:rPr>
-          <w:b/>
-          <w:bCs/>
-        </w:rPr>
-        <w:t>Sign in:</w:t>
-      </w:r>
-      <w:r>
-        <w:t xml:space="preserve"> Office-specific Claude Teams account (see office login table above)</w:t>
-      </w:r>
-    </w:p>
-    <w:p>
-      <w:pPr>
-        <w:pStyle w:val="Heading3"/>
-      </w:pPr>
-      <w:bookmarkStart w:id="7" w:name="magnific"/>
-      <w:bookmarkEnd w:id="6"/>
-      <w:r>
-        <w:t>Magnific</w:t>
-      </w:r>
-    </w:p>
-    <w:p>
-      <w:pPr>
-        <w:pStyle w:val="FirstParagraph"/>
-      </w:pPr>
-      <w:r>
-        <w:t>AI image upscaling tool for enhancing renders and images.</w:t>
-      </w:r>
-    </w:p>
-    <w:p>
-      <w:pPr>
-        <w:pStyle w:val="Compact"/>
-        <w:numPr>
-          <w:ilvl w:val="0"/>
-          <w:numId w:val="101"/>
-        </w:numPr>
-      </w:pPr>
-      <w:r>
-        <w:rPr>
-          <w:b/>
-          <w:bCs/>
-        </w:rPr>
-        <w:t>URL:</w:t>
-      </w:r>
-      <w:r>
-        <w:t xml:space="preserve"> </w:t>
-      </w:r>
-      <w:hyperlink r:id="rId13">
+      <w:hyperlink r:id="rId11">
         <w:r>
           <w:rPr>
             <w:rStyle w:val="Hyperlink"/>
@@ -737,21 +653,7 @@
         <w:t>Sign in:</w:t>
       </w:r>
       <w:r>
-        <w:t xml:space="preserve"> </w:t>
-      </w:r>
-      <w:hyperlink r:id="rId14" w:history="1">
-        <w:r>
-          <w:rPr>
-            <w:rStyle w:val="Hyperlink"/>
-          </w:rPr>
-          <w:t>apps@pflugerarchitects.com</w:t>
-        </w:r>
-      </w:hyperlink>
-      <w:r>
-        <w:t xml:space="preserve">, </w:t>
-      </w:r>
-      <w:r>
-        <w:t>email 2FA</w:t>
+        <w:t xml:space="preserve"> apps@pflugerarchitects.com, email 2FA</w:t>
       </w:r>
     </w:p>
     <w:p>
@@ -777,8 +679,8 @@
       <w:pPr>
         <w:pStyle w:val="Heading3"/>
       </w:pPr>
-      <w:bookmarkStart w:id="8" w:name="midjourney"/>
-      <w:bookmarkEnd w:id="7"/>
+      <w:bookmarkStart w:id="5" w:name="midjourney"/>
+      <w:bookmarkEnd w:id="4"/>
       <w:r>
         <w:t>MidJourney</w:t>
       </w:r>
@@ -809,7 +711,7 @@
       <w:r>
         <w:t xml:space="preserve"> </w:t>
       </w:r>
-      <w:hyperlink r:id="rId15">
+      <w:hyperlink r:id="rId12">
         <w:r>
           <w:rPr>
             <w:rStyle w:val="Hyperlink"/>
@@ -834,21 +736,7 @@
         <w:t>Sign in:</w:t>
       </w:r>
       <w:r>
-        <w:t xml:space="preserve"> </w:t>
-      </w:r>
-      <w:hyperlink r:id="rId16" w:history="1">
-        <w:r>
-          <w:rPr>
-            <w:rStyle w:val="Hyperlink"/>
-          </w:rPr>
-          <w:t>apps@pflugerarchitects.com</w:t>
-        </w:r>
-      </w:hyperlink>
-      <w:r>
-        <w:t xml:space="preserve">, </w:t>
-      </w:r>
-      <w:r>
-        <w:t>email 2FA</w:t>
+        <w:t xml:space="preserve"> apps@pflugerarchitects.com, email 2FA</w:t>
       </w:r>
     </w:p>
     <w:p>
@@ -883,7 +771,6 @@
           <w:b/>
           <w:bCs/>
         </w:rPr>
-        <w:lastRenderedPageBreak/>
         <w:t>Access:</w:t>
       </w:r>
       <w:r>
@@ -894,8 +781,8 @@
       <w:pPr>
         <w:pStyle w:val="Heading3"/>
       </w:pPr>
-      <w:bookmarkStart w:id="9" w:name="google-gemini"/>
-      <w:bookmarkEnd w:id="8"/>
+      <w:bookmarkStart w:id="6" w:name="google-gemini"/>
+      <w:bookmarkEnd w:id="5"/>
       <w:r>
         <w:t>Google Gemini</w:t>
       </w:r>
@@ -926,7 +813,7 @@
       <w:r>
         <w:t xml:space="preserve"> </w:t>
       </w:r>
-      <w:hyperlink r:id="rId17">
+      <w:hyperlink r:id="rId13">
         <w:r>
           <w:rPr>
             <w:rStyle w:val="Hyperlink"/>
@@ -951,21 +838,7 @@
         <w:t>Sign in:</w:t>
       </w:r>
       <w:r>
-        <w:t xml:space="preserve"> </w:t>
-      </w:r>
-      <w:hyperlink r:id="rId18" w:history="1">
-        <w:r>
-          <w:rPr>
-            <w:rStyle w:val="Hyperlink"/>
-          </w:rPr>
-          <w:t>apps@pflugerarchitects.com</w:t>
-        </w:r>
-      </w:hyperlink>
-      <w:r>
-        <w:t xml:space="preserve">, </w:t>
-      </w:r>
-      <w:r>
-        <w:t>email 2FA</w:t>
+        <w:t xml:space="preserve"> apps@pflugerarchitects.com, email 2FA</w:t>
       </w:r>
     </w:p>
     <w:p>
@@ -1073,13 +946,7 @@
               <w:pStyle w:val="Compact"/>
             </w:pPr>
             <w:r>
-              <w:t xml:space="preserve">3D </w:t>
-            </w:r>
-            <w:r>
-              <w:t xml:space="preserve">scene </w:t>
-            </w:r>
-            <w:r>
-              <w:t>generation</w:t>
+              <w:t>3D scene generation</w:t>
             </w:r>
           </w:p>
         </w:tc>
@@ -1117,10 +984,11 @@
       <w:pPr>
         <w:pStyle w:val="Heading3"/>
       </w:pPr>
-      <w:bookmarkStart w:id="10" w:name="capcut-pro"/>
-      <w:bookmarkEnd w:id="9"/>
-      <w:r>
-        <w:t>CapCut Pro</w:t>
+      <w:bookmarkStart w:id="7" w:name="figma"/>
+      <w:bookmarkEnd w:id="6"/>
+      <w:r>
+        <w:lastRenderedPageBreak/>
+        <w:t>Figma</w:t>
       </w:r>
     </w:p>
     <w:p>
@@ -1128,7 +996,7 @@
         <w:pStyle w:val="FirstParagraph"/>
       </w:pPr>
       <w:r>
-        <w:t>Video editing tool for project videos and presentations.</w:t>
+        <w:t>Design and prototyping tool for architecture and UI work.</w:t>
       </w:r>
     </w:p>
     <w:p>
@@ -1149,7 +1017,108 @@
       <w:r>
         <w:t xml:space="preserve"> </w:t>
       </w:r>
-      <w:hyperlink r:id="rId19">
+      <w:hyperlink r:id="rId14">
+        <w:r>
+          <w:rPr>
+            <w:rStyle w:val="Hyperlink"/>
+          </w:rPr>
+          <w:t>figma.com</w:t>
+        </w:r>
+      </w:hyperlink>
+    </w:p>
+    <w:p>
+      <w:pPr>
+        <w:pStyle w:val="Compact"/>
+        <w:numPr>
+          <w:ilvl w:val="0"/>
+          <w:numId w:val="104"/>
+        </w:numPr>
+      </w:pPr>
+      <w:r>
+        <w:rPr>
+          <w:b/>
+          <w:bCs/>
+        </w:rPr>
+        <w:t>Sign in:</w:t>
+      </w:r>
+      <w:r>
+        <w:t xml:space="preserve"> apps@pflugerarchitects.com, email 2FA</w:t>
+      </w:r>
+    </w:p>
+    <w:p>
+      <w:pPr>
+        <w:pStyle w:val="Compact"/>
+        <w:numPr>
+          <w:ilvl w:val="0"/>
+          <w:numId w:val="104"/>
+        </w:numPr>
+      </w:pPr>
+      <w:r>
+        <w:rPr>
+          <w:b/>
+          <w:bCs/>
+        </w:rPr>
+        <w:t>Desktop app:</w:t>
+      </w:r>
+      <w:r>
+        <w:t xml:space="preserve"> Download from </w:t>
+      </w:r>
+      <w:hyperlink r:id="rId15">
+        <w:r>
+          <w:rPr>
+            <w:rStyle w:val="Hyperlink"/>
+          </w:rPr>
+          <w:t>figma.com/downloads</w:t>
+        </w:r>
+      </w:hyperlink>
+      <w:r>
+        <w:t xml:space="preserve">, IT runs the installer with </w:t>
+      </w:r>
+      <w:r>
+        <w:rPr>
+          <w:b/>
+          <w:bCs/>
+        </w:rPr>
+        <w:t>admin privileges</w:t>
+      </w:r>
+    </w:p>
+    <w:p>
+      <w:pPr>
+        <w:pStyle w:val="Heading3"/>
+      </w:pPr>
+      <w:bookmarkStart w:id="8" w:name="capcut-pro"/>
+      <w:bookmarkEnd w:id="7"/>
+      <w:r>
+        <w:t>CapCut Pro</w:t>
+      </w:r>
+    </w:p>
+    <w:p>
+      <w:pPr>
+        <w:pStyle w:val="FirstParagraph"/>
+      </w:pPr>
+      <w:r>
+        <w:t>Video editing tool for project videos and presentations.</w:t>
+      </w:r>
+    </w:p>
+    <w:p>
+      <w:pPr>
+        <w:pStyle w:val="Compact"/>
+        <w:numPr>
+          <w:ilvl w:val="0"/>
+          <w:numId w:val="105"/>
+        </w:numPr>
+      </w:pPr>
+      <w:r>
+        <w:rPr>
+          <w:b/>
+          <w:bCs/>
+        </w:rPr>
+        <w:t>URL:</w:t>
+      </w:r>
+      <w:r>
+        <w:t xml:space="preserve"> </w:t>
+      </w:r>
+      <w:hyperlink r:id="rId16">
         <w:r>
           <w:rPr>
             <w:rStyle w:val="Hyperlink"/>
@@ -1163,7 +1132,7 @@
         <w:pStyle w:val="Compact"/>
         <w:numPr>
           <w:ilvl w:val="0"/>
-          <w:numId w:val="104"/>
+          <w:numId w:val="105"/>
         </w:numPr>
       </w:pPr>
       <w:r>
@@ -1174,18 +1143,7 @@
         <w:t>Sign in:</w:t>
       </w:r>
       <w:r>
-        <w:t xml:space="preserve"> </w:t>
-      </w:r>
-      <w:hyperlink r:id="rId20" w:history="1">
-        <w:r>
-          <w:rPr>
-            <w:rStyle w:val="Hyperlink"/>
-          </w:rPr>
-          <w:t>apps@pflugerarchitects.com</w:t>
-        </w:r>
-      </w:hyperlink>
-      <w:r>
-        <w:t>, email 2FA</w:t>
+        <w:t xml:space="preserve"> apps@pflugerarchitects.com, email 2FA</w:t>
       </w:r>
     </w:p>
     <w:p>
@@ -1193,7 +1151,7 @@
         <w:pStyle w:val="Compact"/>
         <w:numPr>
           <w:ilvl w:val="0"/>
-          <w:numId w:val="104"/>
+          <w:numId w:val="105"/>
         </w:numPr>
       </w:pPr>
       <w:r>
@@ -1208,383 +1166,263 @@
       </w:r>
     </w:p>
     <w:p>
-      <w:r>
-        <w:pict w14:anchorId="545F82EB">
-          <v:rect id="_x0000_i1028" style="width:0;height:1.5pt" o:hralign="center" o:hrstd="t" o:hr="t"/>
-        </w:pict>
+      <w:pPr>
+        <w:pStyle w:val="Heading3"/>
+      </w:pPr>
+      <w:bookmarkStart w:id="9" w:name="twinmotion"/>
+      <w:bookmarkEnd w:id="8"/>
+      <w:r>
+        <w:t>Twinmotion</w:t>
       </w:r>
     </w:p>
     <w:p>
       <w:pPr>
-        <w:pStyle w:val="Heading2"/>
-      </w:pPr>
-      <w:bookmarkStart w:id="11" w:name="account-summary"/>
-      <w:bookmarkEnd w:id="5"/>
+        <w:pStyle w:val="FirstParagraph"/>
+      </w:pPr>
+      <w:r>
+        <w:t>Real-time 3D visualization tool for architectural rendering.</w:t>
+      </w:r>
+    </w:p>
+    <w:p>
+      <w:pPr>
+        <w:pStyle w:val="Compact"/>
+        <w:numPr>
+          <w:ilvl w:val="0"/>
+          <w:numId w:val="106"/>
+        </w:numPr>
+      </w:pPr>
+      <w:r>
+        <w:t xml:space="preserve">Download from </w:t>
+      </w:r>
+      <w:hyperlink r:id="rId17">
+        <w:r>
+          <w:rPr>
+            <w:rStyle w:val="Hyperlink"/>
+          </w:rPr>
+          <w:t>twinmotion.com/download</w:t>
+        </w:r>
+      </w:hyperlink>
+    </w:p>
+    <w:p>
+      <w:pPr>
+        <w:pStyle w:val="Compact"/>
+        <w:numPr>
+          <w:ilvl w:val="0"/>
+          <w:numId w:val="106"/>
+        </w:numPr>
+      </w:pPr>
+      <w:r>
+        <w:t xml:space="preserve">IT runs the installer with </w:t>
+      </w:r>
+      <w:r>
+        <w:rPr>
+          <w:b/>
+          <w:bCs/>
+        </w:rPr>
+        <w:t>admin privileges</w:t>
+      </w:r>
+    </w:p>
+    <w:p>
+      <w:pPr>
+        <w:pStyle w:val="Compact"/>
+        <w:numPr>
+          <w:ilvl w:val="0"/>
+          <w:numId w:val="106"/>
+        </w:numPr>
+      </w:pPr>
+      <w:r>
+        <w:t>Launch the app</w:t>
+      </w:r>
+    </w:p>
+    <w:p>
+      <w:pPr>
+        <w:pStyle w:val="Compact"/>
+        <w:numPr>
+          <w:ilvl w:val="0"/>
+          <w:numId w:val="106"/>
+        </w:numPr>
+      </w:pPr>
+      <w:r>
+        <w:t xml:space="preserve">Sign in with </w:t>
+      </w:r>
+      <w:r>
+        <w:rPr>
+          <w:b/>
+          <w:bCs/>
+        </w:rPr>
+        <w:t>apps@pflugerarchitects.com</w:t>
+      </w:r>
+      <w:r>
+        <w:t>, email 2FA</w:t>
+      </w:r>
+    </w:p>
+    <w:p>
+      <w:pPr>
+        <w:pStyle w:val="Heading3"/>
+      </w:pPr>
+      <w:bookmarkStart w:id="10" w:name="ezra-revit-add-in"/>
+      <w:bookmarkEnd w:id="9"/>
+      <w:r>
+        <w:t>Ezra Revit Add-In</w:t>
+      </w:r>
+    </w:p>
+    <w:p>
+      <w:pPr>
+        <w:pStyle w:val="FirstParagraph"/>
+      </w:pPr>
+      <w:r>
+        <w:t>Custom AI assistant add-in for Autodesk Revit. Contact IT to install.</w:t>
+      </w:r>
+    </w:p>
+    <w:p>
+      <w:pPr>
+        <w:pStyle w:val="Compact"/>
+        <w:numPr>
+          <w:ilvl w:val="0"/>
+          <w:numId w:val="107"/>
+        </w:numPr>
+      </w:pPr>
+      <w:r>
+        <w:t xml:space="preserve">Navigate to </w:t>
+      </w:r>
+      <w:r>
+        <w:rPr>
+          <w:rStyle w:val="VerbatimChar"/>
+        </w:rPr>
+        <w:t>R:\RESEARCH AND BENCHMARKING\02_Resources\Installs</w:t>
+      </w:r>
+    </w:p>
+    <w:p>
+      <w:pPr>
+        <w:pStyle w:val="Compact"/>
+        <w:numPr>
+          <w:ilvl w:val="0"/>
+          <w:numId w:val="107"/>
+        </w:numPr>
+      </w:pPr>
+      <w:r>
+        <w:t xml:space="preserve">Run </w:t>
+      </w:r>
+      <w:r>
+        <w:rPr>
+          <w:b/>
+          <w:bCs/>
+        </w:rPr>
+        <w:t>install-ezra.bat</w:t>
+      </w:r>
+      <w:r>
+        <w:t xml:space="preserve"> with IT admin logged in</w:t>
+      </w:r>
+    </w:p>
+    <w:p>
+      <w:pPr>
+        <w:pStyle w:val="Compact"/>
+        <w:numPr>
+          <w:ilvl w:val="0"/>
+          <w:numId w:val="107"/>
+        </w:numPr>
+      </w:pPr>
+      <w:r>
+        <w:t xml:space="preserve">Launch </w:t>
+      </w:r>
+      <w:r>
+        <w:rPr>
+          <w:b/>
+          <w:bCs/>
+        </w:rPr>
+        <w:t>Revit 2025</w:t>
+      </w:r>
+    </w:p>
+    <w:p>
+      <w:pPr>
+        <w:pStyle w:val="Compact"/>
+        <w:numPr>
+          <w:ilvl w:val="0"/>
+          <w:numId w:val="107"/>
+        </w:numPr>
+      </w:pPr>
+      <w:r>
+        <w:t xml:space="preserve">When prompted, click </w:t>
+      </w:r>
+      <w:r>
+        <w:rPr>
+          <w:b/>
+          <w:bCs/>
+        </w:rPr>
+        <w:t>Always Allow</w:t>
+      </w:r>
+      <w:r>
+        <w:t xml:space="preserve"> to trust the add-in</w:t>
+      </w:r>
+    </w:p>
+    <w:p>
+      <w:pPr>
+        <w:pStyle w:val="Heading3"/>
+      </w:pPr>
+      <w:bookmarkStart w:id="11" w:name="pfluger-rb-repository"/>
       <w:bookmarkEnd w:id="10"/>
       <w:r>
-        <w:t>Account Summary</w:t>
+        <w:t>Pfluger R&amp;B Repository</w:t>
       </w:r>
     </w:p>
-    <w:tbl>
-      <w:tblPr>
-        <w:tblStyle w:val="Table"/>
-        <w:tblW w:w="0" w:type="auto"/>
-        <w:tblLook w:val="0020" w:firstRow="1" w:lastRow="0" w:firstColumn="0" w:lastColumn="0" w:noHBand="0" w:noVBand="0"/>
-      </w:tblPr>
-      <w:tblGrid>
-        <w:gridCol w:w="1886"/>
-        <w:gridCol w:w="1396"/>
-        <w:gridCol w:w="3250"/>
-      </w:tblGrid>
-      <w:tr>
-        <w:trPr>
-          <w:cnfStyle w:val="100000000000" w:firstRow="1" w:lastRow="0" w:firstColumn="0" w:lastColumn="0" w:oddVBand="0" w:evenVBand="0" w:oddHBand="0" w:evenHBand="0" w:firstRowFirstColumn="0" w:firstRowLastColumn="0" w:lastRowFirstColumn="0" w:lastRowLastColumn="0"/>
-          <w:tblHeader/>
-        </w:trPr>
-        <w:tc>
-          <w:tcPr>
-            <w:tcW w:w="0" w:type="auto"/>
-          </w:tcPr>
-          <w:p>
-            <w:pPr>
-              <w:pStyle w:val="Compact"/>
-            </w:pPr>
-            <w:r>
-              <w:t>Tool</w:t>
-            </w:r>
-          </w:p>
-        </w:tc>
-        <w:tc>
-          <w:tcPr>
-            <w:tcW w:w="0" w:type="auto"/>
-          </w:tcPr>
-          <w:p>
-            <w:pPr>
-              <w:pStyle w:val="Compact"/>
-            </w:pPr>
-            <w:r>
-              <w:t>Type</w:t>
-            </w:r>
-          </w:p>
-        </w:tc>
-        <w:tc>
-          <w:tcPr>
-            <w:tcW w:w="0" w:type="auto"/>
-          </w:tcPr>
-          <w:p>
-            <w:pPr>
-              <w:pStyle w:val="Compact"/>
-            </w:pPr>
-            <w:r>
-              <w:t>Sign-In</w:t>
-            </w:r>
-          </w:p>
-        </w:tc>
-      </w:tr>
-      <w:tr>
-        <w:tc>
-          <w:tcPr>
-            <w:tcW w:w="0" w:type="auto"/>
-          </w:tcPr>
-          <w:p>
-            <w:pPr>
-              <w:pStyle w:val="Compact"/>
-            </w:pPr>
-            <w:r>
-              <w:t>Claude Desktop</w:t>
-            </w:r>
-          </w:p>
-        </w:tc>
-        <w:tc>
-          <w:tcPr>
-            <w:tcW w:w="0" w:type="auto"/>
-          </w:tcPr>
-          <w:p>
-            <w:pPr>
-              <w:pStyle w:val="Compact"/>
-            </w:pPr>
-            <w:r>
-              <w:t>Install</w:t>
-            </w:r>
-          </w:p>
-        </w:tc>
-        <w:tc>
-          <w:tcPr>
-            <w:tcW w:w="0" w:type="auto"/>
-          </w:tcPr>
-          <w:p>
-            <w:pPr>
-              <w:pStyle w:val="Compact"/>
-            </w:pPr>
-            <w:r>
-              <w:t>Office account (see above)</w:t>
-            </w:r>
-          </w:p>
-        </w:tc>
-      </w:tr>
-      <w:tr>
-        <w:tc>
-          <w:tcPr>
-            <w:tcW w:w="0" w:type="auto"/>
-          </w:tcPr>
-          <w:p>
-            <w:pPr>
-              <w:pStyle w:val="Compact"/>
-            </w:pPr>
-            <w:r>
-              <w:t>Claude Code</w:t>
-            </w:r>
-          </w:p>
-        </w:tc>
-        <w:tc>
-          <w:tcPr>
-            <w:tcW w:w="0" w:type="auto"/>
-          </w:tcPr>
-          <w:p>
-            <w:pPr>
-              <w:pStyle w:val="Compact"/>
-            </w:pPr>
-            <w:r>
-              <w:t>Install (CLI)</w:t>
-            </w:r>
-          </w:p>
-        </w:tc>
-        <w:tc>
-          <w:tcPr>
-            <w:tcW w:w="0" w:type="auto"/>
-          </w:tcPr>
-          <w:p>
-            <w:pPr>
-              <w:pStyle w:val="Compact"/>
-            </w:pPr>
-            <w:r>
-              <w:t>Office account (see above)</w:t>
-            </w:r>
-          </w:p>
-        </w:tc>
-      </w:tr>
-      <w:tr>
-        <w:tc>
-          <w:tcPr>
-            <w:tcW w:w="0" w:type="auto"/>
-          </w:tcPr>
-          <w:p>
-            <w:pPr>
-              <w:pStyle w:val="Compact"/>
-            </w:pPr>
-            <w:r>
-              <w:t>Claude Online</w:t>
-            </w:r>
-          </w:p>
-        </w:tc>
-        <w:tc>
-          <w:tcPr>
-            <w:tcW w:w="0" w:type="auto"/>
-          </w:tcPr>
-          <w:p>
-            <w:pPr>
-              <w:pStyle w:val="Compact"/>
-            </w:pPr>
-            <w:r>
-              <w:t>Web</w:t>
-            </w:r>
-          </w:p>
-        </w:tc>
-        <w:tc>
-          <w:tcPr>
-            <w:tcW w:w="0" w:type="auto"/>
-          </w:tcPr>
-          <w:p>
-            <w:pPr>
-              <w:pStyle w:val="Compact"/>
-            </w:pPr>
-            <w:r>
-              <w:t>Office account (see above)</w:t>
-            </w:r>
-          </w:p>
-        </w:tc>
-      </w:tr>
-      <w:tr>
-        <w:tc>
-          <w:tcPr>
-            <w:tcW w:w="0" w:type="auto"/>
-          </w:tcPr>
-          <w:p>
-            <w:pPr>
-              <w:pStyle w:val="Compact"/>
-            </w:pPr>
-            <w:r>
-              <w:t>Magnific</w:t>
-            </w:r>
-          </w:p>
-        </w:tc>
-        <w:tc>
-          <w:tcPr>
-            <w:tcW w:w="0" w:type="auto"/>
-          </w:tcPr>
-          <w:p>
-            <w:pPr>
-              <w:pStyle w:val="Compact"/>
-            </w:pPr>
-            <w:r>
-              <w:t>Web</w:t>
-            </w:r>
-          </w:p>
-        </w:tc>
-        <w:tc>
-          <w:tcPr>
-            <w:tcW w:w="0" w:type="auto"/>
-          </w:tcPr>
-          <w:p>
-            <w:pPr>
-              <w:pStyle w:val="Compact"/>
-            </w:pPr>
-            <w:r>
-              <w:t>apps@pfluger</w:t>
-            </w:r>
-            <w:r>
-              <w:t>architects.com</w:t>
-            </w:r>
-          </w:p>
-        </w:tc>
-      </w:tr>
-      <w:tr>
-        <w:tc>
-          <w:tcPr>
-            <w:tcW w:w="0" w:type="auto"/>
-          </w:tcPr>
-          <w:p>
-            <w:pPr>
-              <w:pStyle w:val="Compact"/>
-            </w:pPr>
-            <w:proofErr w:type="spellStart"/>
-            <w:r>
-              <w:t>MidJourney</w:t>
-            </w:r>
-            <w:proofErr w:type="spellEnd"/>
-          </w:p>
-        </w:tc>
-        <w:tc>
-          <w:tcPr>
-            <w:tcW w:w="0" w:type="auto"/>
-          </w:tcPr>
-          <w:p>
-            <w:pPr>
-              <w:pStyle w:val="Compact"/>
-            </w:pPr>
-            <w:r>
-              <w:t>Web</w:t>
-            </w:r>
-          </w:p>
-        </w:tc>
-        <w:tc>
-          <w:tcPr>
-            <w:tcW w:w="0" w:type="auto"/>
-          </w:tcPr>
-          <w:p>
-            <w:pPr>
-              <w:pStyle w:val="Compact"/>
-            </w:pPr>
-            <w:r>
-              <w:t>apps@pflugerarchitects.com</w:t>
-            </w:r>
-          </w:p>
-        </w:tc>
-      </w:tr>
-      <w:tr>
-        <w:tc>
-          <w:tcPr>
-            <w:tcW w:w="0" w:type="auto"/>
-          </w:tcPr>
-          <w:p>
-            <w:pPr>
-              <w:pStyle w:val="Compact"/>
-            </w:pPr>
-            <w:r>
-              <w:t>Google Gemini</w:t>
-            </w:r>
-          </w:p>
-        </w:tc>
-        <w:tc>
-          <w:tcPr>
-            <w:tcW w:w="0" w:type="auto"/>
-          </w:tcPr>
-          <w:p>
-            <w:pPr>
-              <w:pStyle w:val="Compact"/>
-            </w:pPr>
-            <w:r>
-              <w:t>Web</w:t>
-            </w:r>
-          </w:p>
-        </w:tc>
-        <w:tc>
-          <w:tcPr>
-            <w:tcW w:w="0" w:type="auto"/>
-          </w:tcPr>
-          <w:p>
-            <w:pPr>
-              <w:pStyle w:val="Compact"/>
-            </w:pPr>
-            <w:r>
-              <w:t>apps@pflugerarchitects.com</w:t>
-            </w:r>
-          </w:p>
-        </w:tc>
-      </w:tr>
-      <w:tr>
-        <w:tc>
-          <w:tcPr>
-            <w:tcW w:w="0" w:type="auto"/>
-          </w:tcPr>
-          <w:p>
-            <w:pPr>
-              <w:pStyle w:val="Compact"/>
-            </w:pPr>
-            <w:proofErr w:type="spellStart"/>
-            <w:r>
-              <w:t>CapCut</w:t>
-            </w:r>
-            <w:proofErr w:type="spellEnd"/>
-            <w:r>
-              <w:t xml:space="preserve"> Pro</w:t>
-            </w:r>
-          </w:p>
-        </w:tc>
-        <w:tc>
-          <w:tcPr>
-            <w:tcW w:w="0" w:type="auto"/>
-          </w:tcPr>
-          <w:p>
-            <w:pPr>
-              <w:pStyle w:val="Compact"/>
-            </w:pPr>
-            <w:r>
-              <w:t>Web</w:t>
-            </w:r>
-          </w:p>
-        </w:tc>
-        <w:tc>
-          <w:tcPr>
-            <w:tcW w:w="0" w:type="auto"/>
-          </w:tcPr>
-          <w:p>
-            <w:pPr>
-              <w:pStyle w:val="Compact"/>
-            </w:pPr>
-            <w:r>
-              <w:t>apps@pflugerarchitects.com</w:t>
-            </w:r>
-          </w:p>
-        </w:tc>
-      </w:tr>
+    <w:p>
+      <w:pPr>
+        <w:pStyle w:val="FirstParagraph"/>
+      </w:pPr>
+      <w:r>
+        <w:t>Pfluger Research and Benchmarking knowledgebase.</w:t>
+      </w:r>
+    </w:p>
+    <w:p>
+      <w:pPr>
+        <w:pStyle w:val="Compact"/>
+        <w:numPr>
+          <w:ilvl w:val="0"/>
+          <w:numId w:val="108"/>
+        </w:numPr>
+      </w:pPr>
+      <w:r>
+        <w:rPr>
+          <w:b/>
+          <w:bCs/>
+        </w:rPr>
+        <w:t>URL:</w:t>
+      </w:r>
+      <w:r>
+        <w:t xml:space="preserve"> </w:t>
+      </w:r>
+      <w:hyperlink r:id="rId18">
+        <w:r>
+          <w:rPr>
+            <w:rStyle w:val="Hyperlink"/>
+          </w:rPr>
+          <w:t>repository.pflugerarchitects.com</w:t>
+        </w:r>
+      </w:hyperlink>
+    </w:p>
+    <w:p>
+      <w:pPr>
+        <w:pStyle w:val="Compact"/>
+        <w:numPr>
+          <w:ilvl w:val="0"/>
+          <w:numId w:val="108"/>
+        </w:numPr>
+      </w:pPr>
+      <w:r>
+        <w:rPr>
+          <w:b/>
+          <w:bCs/>
+        </w:rPr>
+        <w:t>Sign in:</w:t>
+      </w:r>
+      <w:r>
+        <w:t xml:space="preserve"> use Pfluger email, contact the R&amp;B Team for a login.</w:t>
+      </w:r>
       <w:bookmarkEnd w:id="0"/>
+      <w:bookmarkEnd w:id="1"/>
       <w:bookmarkEnd w:id="11"/>
-    </w:tbl>
-    <w:p/>
+    </w:p>
     <w:sectPr>
-      <w:headerReference w:type="default" r:id="rId21"/>
-      <w:footerReference w:type="default" r:id="rId22"/>
       <w:footnotePr>
         <w:numRestart w:val="eachSect"/>
       </w:footnotePr>
@@ -1596,161 +1434,6 @@
 </w:document>
 </file>
 
-<file path=word/endnotes.xml><?xml version="1.0" encoding="utf-8"?>
-<w:endnotes xmlns:wpc="http://schemas.microsoft.com/office/word/2010/wordprocessingCanvas" xmlns:cx="http://schemas.microsoft.com/office/drawing/2014/chartex" xmlns:cx1="http://schemas.microsoft.com/office/drawing/2015/9/8/chartex" xmlns:cx2="http://schemas.microsoft.com/office/drawing/2015/10/21/chartex" xmlns:cx3="http://schemas.microsoft.com/office/drawing/2016/5/9/chartex" xmlns:cx4="http://schemas.microsoft.com/office/drawing/2016/5/10/chartex" xmlns:cx5="http://schemas.microsoft.com/office/drawing/2016/5/11/chartex" xmlns:cx6="http://schemas.microsoft.com/office/drawing/2016/5/12/chartex" xmlns:cx7="http://schemas.microsoft.com/office/drawing/2016/5/13/chartex" xmlns:cx8="http://schemas.microsoft.com/office/drawing/2016/5/14/chartex" xmlns:mc="http://schemas.openxmlformats.org/markup-compatibility/2006" xmlns:aink="http://schemas.microsoft.com/office/drawing/2016/ink" xmlns:am3d="http://schemas.microsoft.com/office/drawing/2017/model3d" xmlns:o="urn:schemas-microsoft-com:office:office" xmlns:oel="http://schemas.microsoft.com/office/2019/extlst" xmlns:r="http://schemas.openxmlformats.org/officeDocument/2006/relationships" xmlns:m="http://schemas.openxmlformats.org/officeDocument/2006/math" xmlns:v="urn:schemas-microsoft-com:vml" xmlns:wp14="http://schemas.microsoft.com/office/word/2010/wordprocessingDrawing" xmlns:wp="http://schemas.openxmlformats.org/drawingml/2006/wordprocessingDrawing" xmlns:w10="urn:schemas-microsoft-com:office:word" xmlns:w="http://schemas.openxmlformats.org/wordprocessingml/2006/main" xmlns:w14="http://schemas.microsoft.com/office/word/2010/wordml" xmlns:w15="http://schemas.microsoft.com/office/word/2012/wordml" xmlns:w16cex="http://schemas.microsoft.com/office/word/2018/wordml/cex" xmlns:w16cid="http://schemas.microsoft.com/office/word/2016/wordml/cid" xmlns:w16="http://schemas.microsoft.com/office/word/2018/wordml" xmlns:w16du="http://schemas.microsoft.com/office/word/2023/wordml/word16du" xmlns:w16sdtdh="http://schemas.microsoft.com/office/word/2020/wordml/sdtdatahash" xmlns:w16sdtfl="http://schemas.microsoft.com/office/word/2024/wordml/sdtformatlock" xmlns:w16se="http://schemas.microsoft.com/office/word/2015/wordml/symex" xmlns:wpg="http://schemas.microsoft.com/office/word/2010/wordprocessingGroup" xmlns:wpi="http://schemas.microsoft.com/office/word/2010/wordprocessingInk" xmlns:wne="http://schemas.microsoft.com/office/word/2006/wordml" xmlns:wps="http://schemas.microsoft.com/office/word/2010/wordprocessingShape" mc:Ignorable="w14 w15 w16se w16cid w16 w16cex w16sdtdh w16sdtfl w16du wp14">
-  <w:endnote w:type="separator" w:id="-1">
-    <w:p>
-      <w:pPr>
-        <w:spacing w:after="0"/>
-      </w:pPr>
-      <w:r>
-        <w:separator/>
-      </w:r>
-    </w:p>
-  </w:endnote>
-  <w:endnote w:type="continuationSeparator" w:id="0">
-    <w:p>
-      <w:pPr>
-        <w:spacing w:after="0"/>
-      </w:pPr>
-      <w:r>
-        <w:continuationSeparator/>
-      </w:r>
-    </w:p>
-  </w:endnote>
-</w:endnotes>
-</file>
-
-<file path=word/footer1.xml><?xml version="1.0" encoding="utf-8"?>
-<w:ftr xmlns:wpc="http://schemas.microsoft.com/office/word/2010/wordprocessingCanvas" xmlns:cx="http://schemas.microsoft.com/office/drawing/2014/chartex" xmlns:cx1="http://schemas.microsoft.com/office/drawing/2015/9/8/chartex" xmlns:cx2="http://schemas.microsoft.com/office/drawing/2015/10/21/chartex" xmlns:cx3="http://schemas.microsoft.com/office/drawing/2016/5/9/chartex" xmlns:cx4="http://schemas.microsoft.com/office/drawing/2016/5/10/chartex" xmlns:cx5="http://schemas.microsoft.com/office/drawing/2016/5/11/chartex" xmlns:cx6="http://schemas.microsoft.com/office/drawing/2016/5/12/chartex" xmlns:cx7="http://schemas.microsoft.com/office/drawing/2016/5/13/chartex" xmlns:cx8="http://schemas.microsoft.com/office/drawing/2016/5/14/chartex" xmlns:mc="http://schemas.openxmlformats.org/markup-compatibility/2006" xmlns:aink="http://schemas.microsoft.com/office/drawing/2016/ink" xmlns:am3d="http://schemas.microsoft.com/office/drawing/2017/model3d" xmlns:o="urn:schemas-microsoft-com:office:office" xmlns:oel="http://schemas.microsoft.com/office/2019/extlst" xmlns:r="http://schemas.openxmlformats.org/officeDocument/2006/relationships" xmlns:m="http://schemas.openxmlformats.org/officeDocument/2006/math" xmlns:v="urn:schemas-microsoft-com:vml" xmlns:wp14="http://schemas.microsoft.com/office/word/2010/wordprocessingDrawing" xmlns:wp="http://schemas.openxmlformats.org/drawingml/2006/wordprocessingDrawing" xmlns:w10="urn:schemas-microsoft-com:office:word" xmlns:w="http://schemas.openxmlformats.org/wordprocessingml/2006/main" xmlns:w14="http://schemas.microsoft.com/office/word/2010/wordml" xmlns:w15="http://schemas.microsoft.com/office/word/2012/wordml" xmlns:w16cex="http://schemas.microsoft.com/office/word/2018/wordml/cex" xmlns:w16cid="http://schemas.microsoft.com/office/word/2016/wordml/cid" xmlns:w16="http://schemas.microsoft.com/office/word/2018/wordml" xmlns:w16du="http://schemas.microsoft.com/office/word/2023/wordml/word16du" xmlns:w16sdtdh="http://schemas.microsoft.com/office/word/2020/wordml/sdtdatahash" xmlns:w16sdtfl="http://schemas.microsoft.com/office/word/2024/wordml/sdtformatlock" xmlns:w16se="http://schemas.microsoft.com/office/word/2015/wordml/symex" xmlns:wpg="http://schemas.microsoft.com/office/word/2010/wordprocessingGroup" xmlns:wpi="http://schemas.microsoft.com/office/word/2010/wordprocessingInk" xmlns:wne="http://schemas.microsoft.com/office/word/2006/wordml" xmlns:wps="http://schemas.microsoft.com/office/word/2010/wordprocessingShape" mc:Ignorable="w14 w15 w16se w16cid w16 w16cex w16sdtdh w16sdtfl w16du wp14">
-  <w:sdt>
-    <w:sdtPr>
-      <w:rPr>
-        <w:sz w:val="16"/>
-        <w:szCs w:val="16"/>
-      </w:rPr>
-      <w:id w:val="-1975121526"/>
-      <w:docPartObj>
-        <w:docPartGallery w:val="Page Numbers (Bottom of Page)"/>
-        <w:docPartUnique/>
-      </w:docPartObj>
-    </w:sdtPr>
-    <w:sdtEndPr>
-      <w:rPr>
-        <w:noProof/>
-      </w:rPr>
-    </w:sdtEndPr>
-    <w:sdtContent>
-      <w:p>
-        <w:pPr>
-          <w:pStyle w:val="Footer"/>
-          <w:jc w:val="right"/>
-          <w:rPr>
-            <w:sz w:val="16"/>
-            <w:szCs w:val="16"/>
-          </w:rPr>
-        </w:pPr>
-        <w:r>
-          <w:rPr>
-            <w:sz w:val="16"/>
-            <w:szCs w:val="16"/>
-          </w:rPr>
-          <w:fldChar w:fldCharType="begin"/>
-        </w:r>
-        <w:r>
-          <w:rPr>
-            <w:sz w:val="16"/>
-            <w:szCs w:val="16"/>
-          </w:rPr>
-          <w:instrText xml:space="preserve"> PAGE   \* MERGEFORMAT </w:instrText>
-        </w:r>
-        <w:r>
-          <w:rPr>
-            <w:sz w:val="16"/>
-            <w:szCs w:val="16"/>
-          </w:rPr>
-          <w:fldChar w:fldCharType="separate"/>
-        </w:r>
-        <w:r>
-          <w:rPr>
-            <w:noProof/>
-            <w:sz w:val="16"/>
-            <w:szCs w:val="16"/>
-          </w:rPr>
-          <w:t>2</w:t>
-        </w:r>
-        <w:r>
-          <w:rPr>
-            <w:noProof/>
-            <w:sz w:val="16"/>
-            <w:szCs w:val="16"/>
-          </w:rPr>
-          <w:fldChar w:fldCharType="end"/>
-        </w:r>
-      </w:p>
-    </w:sdtContent>
-  </w:sdt>
-  <w:p>
-    <w:pPr>
-      <w:pStyle w:val="Footer"/>
-    </w:pPr>
-  </w:p>
-</w:ftr>
-</file>
-
-<file path=word/footnotes.xml><?xml version="1.0" encoding="utf-8"?>
-<w:footnotes xmlns:wpc="http://schemas.microsoft.com/office/word/2010/wordprocessingCanvas" xmlns:cx="http://schemas.microsoft.com/office/drawing/2014/chartex" xmlns:cx1="http://schemas.microsoft.com/office/drawing/2015/9/8/chartex" xmlns:cx2="http://schemas.microsoft.com/office/drawing/2015/10/21/chartex" xmlns:cx3="http://schemas.microsoft.com/office/drawing/2016/5/9/chartex" xmlns:cx4="http://schemas.microsoft.com/office/drawing/2016/5/10/chartex" xmlns:cx5="http://schemas.microsoft.com/office/drawing/2016/5/11/chartex" xmlns:cx6="http://schemas.microsoft.com/office/drawing/2016/5/12/chartex" xmlns:cx7="http://schemas.microsoft.com/office/drawing/2016/5/13/chartex" xmlns:cx8="http://schemas.microsoft.com/office/drawing/2016/5/14/chartex" xmlns:mc="http://schemas.openxmlformats.org/markup-compatibility/2006" xmlns:aink="http://schemas.microsoft.com/office/drawing/2016/ink" xmlns:am3d="http://schemas.microsoft.com/office/drawing/2017/model3d" xmlns:o="urn:schemas-microsoft-com:office:office" xmlns:oel="http://schemas.microsoft.com/office/2019/extlst" xmlns:r="http://schemas.openxmlformats.org/officeDocument/2006/relationships" xmlns:m="http://schemas.openxmlformats.org/officeDocument/2006/math" xmlns:v="urn:schemas-microsoft-com:vml" xmlns:wp14="http://schemas.microsoft.com/office/word/2010/wordprocessingDrawing" xmlns:wp="http://schemas.openxmlformats.org/drawingml/2006/wordprocessingDrawing" xmlns:w10="urn:schemas-microsoft-com:office:word" xmlns:w="http://schemas.openxmlformats.org/wordprocessingml/2006/main" xmlns:w14="http://schemas.microsoft.com/office/word/2010/wordml" xmlns:w15="http://schemas.microsoft.com/office/word/2012/wordml" xmlns:w16cex="http://schemas.microsoft.com/office/word/2018/wordml/cex" xmlns:w16cid="http://schemas.microsoft.com/office/word/2016/wordml/cid" xmlns:w16="http://schemas.microsoft.com/office/word/2018/wordml" xmlns:w16du="http://schemas.microsoft.com/office/word/2023/wordml/word16du" xmlns:w16sdtdh="http://schemas.microsoft.com/office/word/2020/wordml/sdtdatahash" xmlns:w16sdtfl="http://schemas.microsoft.com/office/word/2024/wordml/sdtformatlock" xmlns:w16se="http://schemas.microsoft.com/office/word/2015/wordml/symex" xmlns:wpg="http://schemas.microsoft.com/office/word/2010/wordprocessingGroup" xmlns:wpi="http://schemas.microsoft.com/office/word/2010/wordprocessingInk" xmlns:wne="http://schemas.microsoft.com/office/word/2006/wordml" xmlns:wps="http://schemas.microsoft.com/office/word/2010/wordprocessingShape" mc:Ignorable="w14 w15 w16se w16cid w16 w16cex w16sdtdh w16sdtfl w16du wp14">
-  <w:footnote w:type="separator" w:id="-1">
-    <w:p>
-      <w:pPr>
-        <w:spacing w:after="0"/>
-      </w:pPr>
-      <w:r>
-        <w:separator/>
-      </w:r>
-    </w:p>
-  </w:footnote>
-  <w:footnote w:type="continuationSeparator" w:id="0">
-    <w:p>
-      <w:pPr>
-        <w:spacing w:after="0"/>
-      </w:pPr>
-      <w:r>
-        <w:continuationSeparator/>
-      </w:r>
-    </w:p>
-  </w:footnote>
-</w:footnotes>
-</file>
-
-<file path=word/header1.xml><?xml version="1.0" encoding="utf-8"?>
-<w:hdr xmlns:wpc="http://schemas.microsoft.com/office/word/2010/wordprocessingCanvas" xmlns:cx="http://schemas.microsoft.com/office/drawing/2014/chartex" xmlns:cx1="http://schemas.microsoft.com/office/drawing/2015/9/8/chartex" xmlns:cx2="http://schemas.microsoft.com/office/drawing/2015/10/21/chartex" xmlns:cx3="http://schemas.microsoft.com/office/drawing/2016/5/9/chartex" xmlns:cx4="http://schemas.microsoft.com/office/drawing/2016/5/10/chartex" xmlns:cx5="http://schemas.microsoft.com/office/drawing/2016/5/11/chartex" xmlns:cx6="http://schemas.microsoft.com/office/drawing/2016/5/12/chartex" xmlns:cx7="http://schemas.microsoft.com/office/drawing/2016/5/13/chartex" xmlns:cx8="http://schemas.microsoft.com/office/drawing/2016/5/14/chartex" xmlns:mc="http://schemas.openxmlformats.org/markup-compatibility/2006" xmlns:aink="http://schemas.microsoft.com/office/drawing/2016/ink" xmlns:am3d="http://schemas.microsoft.com/office/drawing/2017/model3d" xmlns:o="urn:schemas-microsoft-com:office:office" xmlns:oel="http://schemas.microsoft.com/office/2019/extlst" xmlns:r="http://schemas.openxmlformats.org/officeDocument/2006/relationships" xmlns:m="http://schemas.openxmlformats.org/officeDocument/2006/math" xmlns:v="urn:schemas-microsoft-com:vml" xmlns:wp14="http://schemas.microsoft.com/office/word/2010/wordprocessingDrawing" xmlns:wp="http://schemas.openxmlformats.org/drawingml/2006/wordprocessingDrawing" xmlns:w10="urn:schemas-microsoft-com:office:word" xmlns:w="http://schemas.openxmlformats.org/wordprocessingml/2006/main" xmlns:w14="http://schemas.microsoft.com/office/word/2010/wordml" xmlns:w15="http://schemas.microsoft.com/office/word/2012/wordml" xmlns:w16cex="http://schemas.microsoft.com/office/word/2018/wordml/cex" xmlns:w16cid="http://schemas.microsoft.com/office/word/2016/wordml/cid" xmlns:w16="http://schemas.microsoft.com/office/word/2018/wordml" xmlns:w16du="http://schemas.microsoft.com/office/word/2023/wordml/word16du" xmlns:w16sdtdh="http://schemas.microsoft.com/office/word/2020/wordml/sdtdatahash" xmlns:w16sdtfl="http://schemas.microsoft.com/office/word/2024/wordml/sdtformatlock" xmlns:w16se="http://schemas.microsoft.com/office/word/2015/wordml/symex" xmlns:wpg="http://schemas.microsoft.com/office/word/2010/wordprocessingGroup" xmlns:wpi="http://schemas.microsoft.com/office/word/2010/wordprocessingInk" xmlns:wne="http://schemas.microsoft.com/office/word/2006/wordml" xmlns:wps="http://schemas.microsoft.com/office/word/2010/wordprocessingShape" mc:Ignorable="w14 w15 w16se w16cid w16 w16cex w16sdtdh w16sdtfl w16du wp14">
-  <w:p>
-    <w:pPr>
-      <w:pStyle w:val="Header"/>
-      <w:rPr>
-        <w:sz w:val="16"/>
-        <w:szCs w:val="16"/>
-      </w:rPr>
-    </w:pPr>
-    <w:r>
-      <w:rPr>
-        <w:sz w:val="16"/>
-        <w:szCs w:val="16"/>
-      </w:rPr>
-      <w:t>2026</w:t>
-    </w:r>
-    <w:r>
-      <w:rPr>
-        <w:sz w:val="16"/>
-        <w:szCs w:val="16"/>
-      </w:rPr>
-      <w:t xml:space="preserve"> AI Tools</w:t>
-    </w:r>
-  </w:p>
-</w:hdr>
-</file>
-
 <file path=word/numbering.xml><?xml version="1.0" encoding="utf-8"?>
 <w:numbering xmlns:wpc="http://schemas.microsoft.com/office/word/2010/wordprocessingCanvas" xmlns:cx="http://schemas.microsoft.com/office/drawing/2014/chartex" xmlns:cx1="http://schemas.microsoft.com/office/drawing/2015/9/8/chartex" xmlns:cx2="http://schemas.microsoft.com/office/drawing/2015/10/21/chartex" xmlns:cx3="http://schemas.microsoft.com/office/drawing/2016/5/9/chartex" xmlns:cx4="http://schemas.microsoft.com/office/drawing/2016/5/10/chartex" xmlns:cx5="http://schemas.microsoft.com/office/drawing/2016/5/11/chartex" xmlns:cx6="http://schemas.microsoft.com/office/drawing/2016/5/12/chartex" xmlns:cx7="http://schemas.microsoft.com/office/drawing/2016/5/13/chartex" xmlns:cx8="http://schemas.microsoft.com/office/drawing/2016/5/14/chartex" xmlns:mc="http://schemas.openxmlformats.org/markup-compatibility/2006" xmlns:aink="http://schemas.microsoft.com/office/drawing/2016/ink" xmlns:am3d="http://schemas.microsoft.com/office/drawing/2017/model3d" xmlns:o="urn:schemas-microsoft-com:office:office" xmlns:oel="http://schemas.microsoft.com/office/2019/extlst" xmlns:r="http://schemas.openxmlformats.org/officeDocument/2006/relationships" xmlns:m="http://schemas.openxmlformats.org/officeDocument/2006/math" xmlns:v="urn:schemas-microsoft-com:vml" xmlns:wp14="http://schemas.microsoft.com/office/word/2010/wordprocessingDrawing" xmlns:wp="http://schemas.openxmlformats.org/drawingml/2006/wordprocessingDrawing" xmlns:w10="urn:schemas-microsoft-com:office:word" xmlns:w="http://schemas.openxmlformats.org/wordprocessingml/2006/main" xmlns:w14="http://schemas.microsoft.com/office/word/2010/wordml" xmlns:w15="http://schemas.microsoft.com/office/word/2012/wordml" xmlns:w16cex="http://schemas.microsoft.com/office/word/2018/wordml/cex" xmlns:w16cid="http://schemas.microsoft.com/office/word/2016/wordml/cid" xmlns:w16="http://schemas.microsoft.com/office/word/2018/wordml" xmlns:w16du="http://schemas.microsoft.com/office/word/2023/wordml/word16du" xmlns:w16sdtdh="http://schemas.microsoft.com/office/word/2020/wordml/sdtdatahash" xmlns:w16sdtfl="http://schemas.microsoft.com/office/word/2024/wordml/sdtformatlock" xmlns:w16se="http://schemas.microsoft.com/office/word/2015/wordml/symex" xmlns:wpg="http://schemas.microsoft.com/office/word/2010/wordprocessingGroup" xmlns:wpi="http://schemas.microsoft.com/office/word/2010/wordprocessingInk" xmlns:wne="http://schemas.microsoft.com/office/word/2006/wordml" xmlns:wps="http://schemas.microsoft.com/office/word/2010/wordprocessingShape" mc:Ignorable="w14 w15 w16se w16cid w16 w16cex w16sdtdh w16sdtfl w16du wp14">
   <w:abstractNum w:abstractNumId="0" w15:restartNumberingAfterBreak="0">
@@ -6268,10 +5951,10 @@
   <w:num w:numId="95" w16cid:durableId="1473519896">
     <w:abstractNumId w:val="32"/>
   </w:num>
-  <w:num w:numId="96" w16cid:durableId="1324697896">
+  <w:num w:numId="96" w16cid:durableId="2136215595">
     <w:abstractNumId w:val="0"/>
   </w:num>
-  <w:num w:numId="97" w16cid:durableId="1241258254">
+  <w:num w:numId="97" w16cid:durableId="2102948669">
     <w:abstractNumId w:val="3"/>
     <w:lvlOverride w:ilvl="0">
       <w:startOverride w:val="1"/>
@@ -6301,7 +5984,7 @@
       <w:startOverride w:val="1"/>
     </w:lvlOverride>
   </w:num>
-  <w:num w:numId="98" w16cid:durableId="57561589">
+  <w:num w:numId="98" w16cid:durableId="110826099">
     <w:abstractNumId w:val="3"/>
     <w:lvlOverride w:ilvl="0">
       <w:startOverride w:val="1"/>
@@ -6331,7 +6014,10 @@
       <w:startOverride w:val="1"/>
     </w:lvlOverride>
   </w:num>
-  <w:num w:numId="99" w16cid:durableId="1945379065">
+  <w:num w:numId="99" w16cid:durableId="1446540229">
+    <w:abstractNumId w:val="1"/>
+  </w:num>
+  <w:num w:numId="100" w16cid:durableId="263149777">
     <w:abstractNumId w:val="3"/>
     <w:lvlOverride w:ilvl="0">
       <w:startOverride w:val="1"/>
@@ -6361,19 +6047,82 @@
       <w:startOverride w:val="1"/>
     </w:lvlOverride>
   </w:num>
-  <w:num w:numId="100" w16cid:durableId="825048216">
+  <w:num w:numId="101" w16cid:durableId="87771329">
     <w:abstractNumId w:val="1"/>
   </w:num>
-  <w:num w:numId="101" w16cid:durableId="888498257">
+  <w:num w:numId="102" w16cid:durableId="779759435">
     <w:abstractNumId w:val="1"/>
   </w:num>
-  <w:num w:numId="102" w16cid:durableId="1477526709">
+  <w:num w:numId="103" w16cid:durableId="1987464447">
     <w:abstractNumId w:val="1"/>
   </w:num>
-  <w:num w:numId="103" w16cid:durableId="210192253">
+  <w:num w:numId="104" w16cid:durableId="453132061">
     <w:abstractNumId w:val="1"/>
   </w:num>
-  <w:num w:numId="104" w16cid:durableId="1226641367">
+  <w:num w:numId="105" w16cid:durableId="2071537316">
+    <w:abstractNumId w:val="1"/>
+  </w:num>
+  <w:num w:numId="106" w16cid:durableId="1073700643">
+    <w:abstractNumId w:val="3"/>
+    <w:lvlOverride w:ilvl="0">
+      <w:startOverride w:val="1"/>
+    </w:lvlOverride>
+    <w:lvlOverride w:ilvl="1">
+      <w:startOverride w:val="1"/>
+    </w:lvlOverride>
+    <w:lvlOverride w:ilvl="2">
+      <w:startOverride w:val="1"/>
+    </w:lvlOverride>
+    <w:lvlOverride w:ilvl="3">
+      <w:startOverride w:val="1"/>
+    </w:lvlOverride>
+    <w:lvlOverride w:ilvl="4">
+      <w:startOverride w:val="1"/>
+    </w:lvlOverride>
+    <w:lvlOverride w:ilvl="5">
+      <w:startOverride w:val="1"/>
+    </w:lvlOverride>
+    <w:lvlOverride w:ilvl="6">
+      <w:startOverride w:val="1"/>
+    </w:lvlOverride>
+    <w:lvlOverride w:ilvl="7">
+      <w:startOverride w:val="1"/>
+    </w:lvlOverride>
+    <w:lvlOverride w:ilvl="8">
+      <w:startOverride w:val="1"/>
+    </w:lvlOverride>
+  </w:num>
+  <w:num w:numId="107" w16cid:durableId="921790370">
+    <w:abstractNumId w:val="3"/>
+    <w:lvlOverride w:ilvl="0">
+      <w:startOverride w:val="1"/>
+    </w:lvlOverride>
+    <w:lvlOverride w:ilvl="1">
+      <w:startOverride w:val="1"/>
+    </w:lvlOverride>
+    <w:lvlOverride w:ilvl="2">
+      <w:startOverride w:val="1"/>
+    </w:lvlOverride>
+    <w:lvlOverride w:ilvl="3">
+      <w:startOverride w:val="1"/>
+    </w:lvlOverride>
+    <w:lvlOverride w:ilvl="4">
+      <w:startOverride w:val="1"/>
+    </w:lvlOverride>
+    <w:lvlOverride w:ilvl="5">
+      <w:startOverride w:val="1"/>
+    </w:lvlOverride>
+    <w:lvlOverride w:ilvl="6">
+      <w:startOverride w:val="1"/>
+    </w:lvlOverride>
+    <w:lvlOverride w:ilvl="7">
+      <w:startOverride w:val="1"/>
+    </w:lvlOverride>
+    <w:lvlOverride w:ilvl="8">
+      <w:startOverride w:val="1"/>
+    </w:lvlOverride>
+  </w:num>
+  <w:num w:numId="108" w16cid:durableId="1979677483">
     <w:abstractNumId w:val="1"/>
   </w:num>
 </w:numbering>
@@ -6397,7 +6146,6 @@
     </w:pPrDefault>
   </w:docDefaults>
   <w:latentStyles w:defLockedState="0" w:defUIPriority="0" w:defSemiHidden="0" w:defUnhideWhenUsed="0" w:defQFormat="0" w:count="376">
-    <w:lsdException w:name="footer" w:uiPriority="99"/>
     <w:lsdException w:name="Normal Table" w:semiHidden="1" w:unhideWhenUsed="1"/>
     <w:lsdException w:name="Table Simple 1" w:semiHidden="1" w:unhideWhenUsed="1"/>
     <w:lsdException w:name="Table Simple 2" w:semiHidden="1" w:unhideWhenUsed="1"/>
@@ -7623,7 +7371,6 @@
     <w:name w:val="footer"/>
     <w:basedOn w:val="Normal"/>
     <w:link w:val="FooterChar"/>
-    <w:uiPriority w:val="99"/>
     <w:rsid w:val="00224B4C"/>
     <w:pPr>
       <w:tabs>
@@ -7637,20 +7384,7 @@
     <w:name w:val="Footer Char"/>
     <w:basedOn w:val="DefaultParagraphFont"/>
     <w:link w:val="Footer"/>
-    <w:uiPriority w:val="99"/>
     <w:rsid w:val="00224B4C"/>
-  </w:style>
-  <w:style w:type="character" w:styleId="UnresolvedMention">
-    <w:name w:val="Unresolved Mention"/>
-    <w:basedOn w:val="DefaultParagraphFont"/>
-    <w:uiPriority w:val="99"/>
-    <w:semiHidden/>
-    <w:unhideWhenUsed/>
-    <w:rsid w:val="008B75DC"/>
-    <w:rPr>
-      <w:color w:val="605E5C"/>
-      <w:shd w:val="clear" w:color="auto" w:fill="E1DFDD"/>
-    </w:rPr>
   </w:style>
 </w:styles>
 </file>
